--- a/data/ai_paras/AI_para_77.docx
+++ b/data/ai_paras/AI_para_77.docx
@@ -4,7 +4,7 @@
   <w:body>
     <w:p>
       <w:r>
-        <w:t>The research methodology employed in this study integrates both qualitative and quantitative approaches to provide a comprehensive analysis of the factors influencing non-cricket sports development in India. Qualitative methods involve in-depth interviews with key stakeholders, such as sports administrators, athletes, and policymakers, aimed at gaining insights into the challenges and opportunities within the sector. These interviews are supplemented by a thematic analysis that categorizes responses into distinct themes related to political, economic, and social dimensions. Quantitative data collection includes the use of surveys distributed to a diverse group of participants, enabling statistical analysis of public perceptions and financial trends affecting non-cricket sports (Ref-s455492). This dual approach ensures a robust framework for understanding the multifaceted influences on non-cricket sports, facilitating a nuanced exploration of the interplay between the identified factors.</w:t>
+        <w:t>Comparing the situation of non-cricket sports in India with that of other countries offers valuable insights into the broader context of sports development. In countries like the United States and Australia, diverse sports ecosystems thrive due to equitable resource distribution and strong grassroots programs that support various sports disciplines (Ref-s489569). These nations have implemented policies that ensure balanced investment across different sports, fostering a culture where multiple sports can coexist and prosper. In contrast, India's focus remains predominantly on cricket, limiting the growth and commercial potential of other sports despite the proven success of diversified sports models globally (Ref-s489569). By examining these international examples, India can glean strategies for policy reform and investment to enhance the development and competitiveness of its non-cricket sports on the world stage.</w:t>
       </w:r>
     </w:p>
     <w:sectPr>
